--- a/ss2.docx
+++ b/ss2.docx
@@ -3486,6 +3486,519 @@
         </w:rPr>
         <w:t>Then: Hệ thống không gửi bất kì thông báo nào</w:t>
       </w:r>
+    </w:p>
+    <w:p>
+      <w:pPr>
+        <w:rPr>
+          <w:lang w:val="vi-VN"/>
+        </w:rPr>
+      </w:pPr>
+    </w:p>
+    <w:p>
+      <w:pPr>
+        <w:rPr>
+          <w:lang w:val="vi-VN"/>
+        </w:rPr>
+      </w:pPr>
+      <w:r>
+        <w:rPr>
+          <w:lang w:val="vi-VN"/>
+        </w:rPr>
+        <w:t>Phân loại</w:t>
+      </w:r>
+      <w:r>
+        <w:rPr>
+          <w:lang w:val="vi-VN"/>
+        </w:rPr>
+        <w:t xml:space="preserve"> và lý do</w:t>
+      </w:r>
+      <w:r>
+        <w:rPr>
+          <w:lang w:val="vi-VN"/>
+        </w:rPr>
+        <w:t xml:space="preserve">: </w:t>
+      </w:r>
+    </w:p>
+    <w:tbl>
+      <w:tblPr>
+        <w:tblStyle w:val="TableGrid"/>
+        <w:tblW w:w="0" w:type="auto"/>
+        <w:tblLook w:val="04A0" w:firstRow="1" w:lastRow="0" w:firstColumn="1" w:lastColumn="0" w:noHBand="0" w:noVBand="1"/>
+      </w:tblPr>
+      <w:tblGrid>
+        <w:gridCol w:w="2547"/>
+        <w:gridCol w:w="1843"/>
+        <w:gridCol w:w="4960"/>
+      </w:tblGrid>
+      <w:tr>
+        <w:tc>
+          <w:tcPr>
+            <w:tcW w:w="2547" w:type="dxa"/>
+          </w:tcPr>
+          <w:p>
+            <w:pPr>
+              <w:rPr>
+                <w:lang w:val="vi-VN"/>
+              </w:rPr>
+            </w:pPr>
+            <w:r>
+              <w:rPr>
+                <w:lang w:val="vi-VN"/>
+              </w:rPr>
+              <w:t>User Story</w:t>
+            </w:r>
+          </w:p>
+        </w:tc>
+        <w:tc>
+          <w:tcPr>
+            <w:tcW w:w="1843" w:type="dxa"/>
+          </w:tcPr>
+          <w:p>
+            <w:pPr>
+              <w:rPr>
+                <w:lang w:val="vi-VN"/>
+              </w:rPr>
+            </w:pPr>
+            <w:r>
+              <w:rPr>
+                <w:lang w:val="vi-VN"/>
+              </w:rPr>
+              <w:t>Mức độ</w:t>
+            </w:r>
+          </w:p>
+        </w:tc>
+        <w:tc>
+          <w:tcPr>
+            <w:tcW w:w="4960" w:type="dxa"/>
+          </w:tcPr>
+          <w:p>
+            <w:pPr>
+              <w:rPr>
+                <w:lang w:val="vi-VN"/>
+              </w:rPr>
+            </w:pPr>
+            <w:r>
+              <w:rPr>
+                <w:lang w:val="vi-VN"/>
+              </w:rPr>
+              <w:t>Lý do</w:t>
+            </w:r>
+          </w:p>
+        </w:tc>
+      </w:tr>
+      <w:tr>
+        <w:tc>
+          <w:tcPr>
+            <w:tcW w:w="2547" w:type="dxa"/>
+          </w:tcPr>
+          <w:p>
+            <w:pPr>
+              <w:rPr>
+                <w:lang w:val="vi-VN"/>
+              </w:rPr>
+            </w:pPr>
+            <w:r>
+              <w:rPr>
+                <w:lang w:val="vi-VN"/>
+              </w:rPr>
+              <w:t>Tạo công việc mới</w:t>
+            </w:r>
+          </w:p>
+        </w:tc>
+        <w:tc>
+          <w:tcPr>
+            <w:tcW w:w="1843" w:type="dxa"/>
+          </w:tcPr>
+          <w:p>
+            <w:pPr>
+              <w:rPr>
+                <w:lang w:val="vi-VN"/>
+              </w:rPr>
+            </w:pPr>
+            <w:r>
+              <w:rPr>
+                <w:lang w:val="vi-VN"/>
+              </w:rPr>
+              <w:t>Must have</w:t>
+            </w:r>
+          </w:p>
+        </w:tc>
+        <w:tc>
+          <w:tcPr>
+            <w:tcW w:w="4960" w:type="dxa"/>
+          </w:tcPr>
+          <w:p>
+            <w:pPr>
+              <w:rPr>
+                <w:lang w:val="vi-VN"/>
+              </w:rPr>
+            </w:pPr>
+            <w:r>
+              <w:rPr>
+                <w:lang w:val="vi-VN"/>
+              </w:rPr>
+              <w:t xml:space="preserve">Cốt lõi của ứng dụng, </w:t>
+            </w:r>
+            <w:r>
+              <w:rPr>
+                <w:lang w:val="vi-VN"/>
+              </w:rPr>
+              <w:t>không có không thể quản lý công việc</w:t>
+            </w:r>
+          </w:p>
+        </w:tc>
+      </w:tr>
+      <w:tr>
+        <w:tc>
+          <w:tcPr>
+            <w:tcW w:w="2547" w:type="dxa"/>
+          </w:tcPr>
+          <w:p>
+            <w:pPr>
+              <w:rPr>
+                <w:lang w:val="vi-VN"/>
+              </w:rPr>
+            </w:pPr>
+            <w:r>
+              <w:rPr>
+                <w:lang w:val="vi-VN"/>
+              </w:rPr>
+              <w:t>Đánh dấu hoàn thành</w:t>
+            </w:r>
+          </w:p>
+        </w:tc>
+        <w:tc>
+          <w:tcPr>
+            <w:tcW w:w="1843" w:type="dxa"/>
+          </w:tcPr>
+          <w:p>
+            <w:pPr>
+              <w:rPr>
+                <w:lang w:val="vi-VN"/>
+              </w:rPr>
+            </w:pPr>
+            <w:r>
+              <w:rPr>
+                <w:lang w:val="vi-VN"/>
+              </w:rPr>
+              <w:t>Must have</w:t>
+            </w:r>
+          </w:p>
+        </w:tc>
+        <w:tc>
+          <w:tcPr>
+            <w:tcW w:w="4960" w:type="dxa"/>
+          </w:tcPr>
+          <w:p>
+            <w:pPr>
+              <w:rPr>
+                <w:lang w:val="vi-VN"/>
+              </w:rPr>
+            </w:pPr>
+            <w:r>
+              <w:t>Quản lý tiến độ là chức năng trọng yếu của task manager</w:t>
+            </w:r>
+          </w:p>
+        </w:tc>
+      </w:tr>
+      <w:tr>
+        <w:tc>
+          <w:tcPr>
+            <w:tcW w:w="2547" w:type="dxa"/>
+          </w:tcPr>
+          <w:p>
+            <w:pPr>
+              <w:rPr>
+                <w:lang w:val="vi-VN"/>
+              </w:rPr>
+            </w:pPr>
+            <w:r>
+              <w:rPr>
+                <w:lang w:val="vi-VN"/>
+              </w:rPr>
+              <w:t>Danh sách và bộ lọc</w:t>
+            </w:r>
+          </w:p>
+        </w:tc>
+        <w:tc>
+          <w:tcPr>
+            <w:tcW w:w="1843" w:type="dxa"/>
+          </w:tcPr>
+          <w:p>
+            <w:pPr>
+              <w:rPr>
+                <w:lang w:val="vi-VN"/>
+              </w:rPr>
+            </w:pPr>
+            <w:r>
+              <w:rPr>
+                <w:lang w:val="vi-VN"/>
+              </w:rPr>
+              <w:t>Must have</w:t>
+            </w:r>
+          </w:p>
+        </w:tc>
+        <w:tc>
+          <w:tcPr>
+            <w:tcW w:w="4960" w:type="dxa"/>
+          </w:tcPr>
+          <w:p>
+            <w:pPr>
+              <w:rPr>
+                <w:lang w:val="vi-VN"/>
+              </w:rPr>
+            </w:pPr>
+            <w:r>
+              <w:t>Người dùng cần xem và quản lý nhiều task, ảnh hưởng usability</w:t>
+            </w:r>
+          </w:p>
+        </w:tc>
+      </w:tr>
+      <w:tr>
+        <w:tc>
+          <w:tcPr>
+            <w:tcW w:w="2547" w:type="dxa"/>
+          </w:tcPr>
+          <w:p>
+            <w:pPr>
+              <w:rPr>
+                <w:lang w:val="vi-VN"/>
+              </w:rPr>
+            </w:pPr>
+            <w:r>
+              <w:rPr>
+                <w:lang w:val="vi-VN"/>
+              </w:rPr>
+              <w:t>Chỉnh sửa công việc</w:t>
+            </w:r>
+          </w:p>
+        </w:tc>
+        <w:tc>
+          <w:tcPr>
+            <w:tcW w:w="1843" w:type="dxa"/>
+          </w:tcPr>
+          <w:p>
+            <w:pPr>
+              <w:rPr>
+                <w:vanish/>
+              </w:rPr>
+            </w:pPr>
+          </w:p>
+          <w:p>
+            <w:pPr>
+              <w:rPr>
+                <w:lang w:val="vi-VN"/>
+              </w:rPr>
+            </w:pPr>
+            <w:r>
+              <w:rPr>
+                <w:lang w:val="vi-VN"/>
+              </w:rPr>
+              <w:t>Should have</w:t>
+            </w:r>
+          </w:p>
+        </w:tc>
+        <w:tc>
+          <w:tcPr>
+            <w:tcW w:w="4960" w:type="dxa"/>
+          </w:tcPr>
+          <w:p>
+            <w:pPr>
+              <w:rPr>
+                <w:lang w:val="vi-VN"/>
+              </w:rPr>
+            </w:pPr>
+            <w:r>
+              <w:t>Quan trọng nhưng MVP vẫn hoạt động nếu chưa có</w:t>
+            </w:r>
+          </w:p>
+        </w:tc>
+      </w:tr>
+      <w:tr>
+        <w:tc>
+          <w:tcPr>
+            <w:tcW w:w="2547" w:type="dxa"/>
+          </w:tcPr>
+          <w:p>
+            <w:pPr>
+              <w:rPr>
+                <w:lang w:val="vi-VN"/>
+              </w:rPr>
+            </w:pPr>
+            <w:r>
+              <w:rPr>
+                <w:lang w:val="vi-VN"/>
+              </w:rPr>
+              <w:t>Nhắc nhở công việc</w:t>
+            </w:r>
+          </w:p>
+        </w:tc>
+        <w:tc>
+          <w:tcPr>
+            <w:tcW w:w="1843" w:type="dxa"/>
+          </w:tcPr>
+          <w:p>
+            <w:pPr>
+              <w:rPr>
+                <w:lang w:val="vi-VN"/>
+              </w:rPr>
+            </w:pPr>
+            <w:r>
+              <w:rPr>
+                <w:lang w:val="vi-VN"/>
+              </w:rPr>
+              <w:t>Should have</w:t>
+            </w:r>
+          </w:p>
+        </w:tc>
+        <w:tc>
+          <w:tcPr>
+            <w:tcW w:w="4960" w:type="dxa"/>
+          </w:tcPr>
+          <w:p>
+            <w:pPr>
+              <w:rPr>
+                <w:lang w:val="vi-VN"/>
+              </w:rPr>
+            </w:pPr>
+            <w:r>
+              <w:t>Tạo giá trị cao nhưng không bắt buộc để vận hành ban đầu</w:t>
+            </w:r>
+          </w:p>
+        </w:tc>
+      </w:tr>
+      <w:tr>
+        <w:tc>
+          <w:tcPr>
+            <w:tcW w:w="2547" w:type="dxa"/>
+          </w:tcPr>
+          <w:p>
+            <w:pPr>
+              <w:rPr>
+                <w:lang w:val="vi-VN"/>
+              </w:rPr>
+            </w:pPr>
+            <w:r>
+              <w:rPr>
+                <w:lang w:val="vi-VN"/>
+              </w:rPr>
+              <w:t>Đồng bộ hóa thiết bị</w:t>
+            </w:r>
+          </w:p>
+        </w:tc>
+        <w:tc>
+          <w:tcPr>
+            <w:tcW w:w="1843" w:type="dxa"/>
+          </w:tcPr>
+          <w:p>
+            <w:pPr>
+              <w:rPr>
+                <w:lang w:val="vi-VN"/>
+              </w:rPr>
+            </w:pPr>
+            <w:r>
+              <w:rPr>
+                <w:lang w:val="vi-VN"/>
+              </w:rPr>
+              <w:t>Could have</w:t>
+            </w:r>
+          </w:p>
+        </w:tc>
+        <w:tc>
+          <w:tcPr>
+            <w:tcW w:w="4960" w:type="dxa"/>
+          </w:tcPr>
+          <w:p>
+            <w:pPr>
+              <w:rPr>
+                <w:lang w:val="vi-VN"/>
+              </w:rPr>
+            </w:pPr>
+            <w:r>
+              <w:t>Đây</w:t>
+            </w:r>
+            <w:r>
+              <w:rPr>
+                <w:lang w:val="vi-VN"/>
+              </w:rPr>
+              <w:t xml:space="preserve"> là tiện ích mở rộng, không ảnh hưởng đến vận hành hệ thống</w:t>
+            </w:r>
+          </w:p>
+        </w:tc>
+      </w:tr>
+      <w:tr>
+        <w:tc>
+          <w:tcPr>
+            <w:tcW w:w="2547" w:type="dxa"/>
+          </w:tcPr>
+          <w:p>
+            <w:pPr>
+              <w:rPr>
+                <w:lang w:val="vi-VN"/>
+              </w:rPr>
+            </w:pPr>
+            <w:r>
+              <w:rPr>
+                <w:lang w:val="vi-VN"/>
+              </w:rPr>
+              <w:t>Chia sẻ lên mạng xã hội</w:t>
+            </w:r>
+          </w:p>
+        </w:tc>
+        <w:tc>
+          <w:tcPr>
+            <w:tcW w:w="1843" w:type="dxa"/>
+          </w:tcPr>
+          <w:p>
+            <w:pPr>
+              <w:rPr>
+                <w:lang w:val="vi-VN"/>
+              </w:rPr>
+            </w:pPr>
+            <w:r>
+              <w:rPr>
+                <w:lang w:val="vi-VN"/>
+              </w:rPr>
+              <w:t>Won’t have</w:t>
+            </w:r>
+          </w:p>
+        </w:tc>
+        <w:tc>
+          <w:tcPr>
+            <w:tcW w:w="4960" w:type="dxa"/>
+          </w:tcPr>
+          <w:p>
+            <w:pPr>
+              <w:rPr>
+                <w:lang w:val="vi-VN"/>
+              </w:rPr>
+            </w:pPr>
+            <w:r>
+              <w:t>Không</w:t>
+            </w:r>
+            <w:r>
+              <w:rPr>
+                <w:lang w:val="vi-VN"/>
+              </w:rPr>
+              <w:t xml:space="preserve"> đúng trọng tâm ứng dụng, có rủi ro lộ thông tin cá nhân</w:t>
+            </w:r>
+          </w:p>
+        </w:tc>
+      </w:tr>
+    </w:tbl>
+    <w:p>
+      <w:pPr>
+        <w:rPr>
+          <w:lang w:val="vi-VN"/>
+        </w:rPr>
+      </w:pPr>
+    </w:p>
+    <w:p>
+      <w:pPr>
+        <w:rPr>
+          <w:lang w:val="vi-VN"/>
+        </w:rPr>
+      </w:pPr>
     </w:p>
     <w:sectPr>
       <w:pgSz w:w="12240" w:h="15840"/>
@@ -5257,7 +5770,6 @@
   <w:style w:type="character" w:default="1" w:styleId="DefaultParagraphFont">
     <w:name w:val="Default Paragraph Font"/>
     <w:uiPriority w:val="1"/>
-    <w:semiHidden/>
     <w:unhideWhenUsed/>
   </w:style>
   <w:style w:type="table" w:default="1" w:styleId="TableNormal">
